--- a/docs/sample-requirements/04-ecommerce-online-boutique.docx
+++ b/docs/sample-requirements/04-ecommerce-online-boutique.docx
@@ -16,6 +16,10 @@
         <w:spacing w:after="120"/>
       </w:pPr>
       <w:r>
+        <w:rPr>
+          <w:i w:val="false"/>
+          <w:iCs w:val="false"/>
+        </w:rPr>
         <w:t xml:space="preserve">Google's Online Boutique (microservices-demo): a real, browsable web shop — product catalog, cart, currency conversion, recommendations, ads, checkout, payment, shipping, order-confirmation email — implemented as 11 microservices in 5 languages talking gRPC, plus a Redis cart store and a load generator that keeps synthetic shoppers clicking through the store from the moment it comes up.</w:t>
       </w:r>
     </w:p>
@@ -24,6 +28,10 @@
         <w:spacing w:after="120"/>
       </w:pPr>
       <w:r>
+        <w:rPr>
+          <w:i w:val="false"/>
+          <w:iCs w:val="false"/>
+        </w:rPr>
         <w:t xml:space="preserve">Why this exact app: its images are built to run as non-root under an arbitrary UID, so it deploys on OpenShift's restricted SCC with no security grants — most demo shops (Sock Shop, robot-shop) do not. The images live in Google's public registry (us-central1-docker.pkg.dev/google-samples/…); if your cluster cannot reach it, mirror the 12 images to your internal registry and edit only the image rows.</w:t>
       </w:r>
     </w:p>
@@ -32,6 +40,10 @@
         <w:spacing w:after="120"/>
       </w:pPr>
       <w:r>
+        <w:rPr>
+          <w:i w:val="false"/>
+          <w:iCs w:val="false"/>
+        </w:rPr>
         <w:t xml:space="preserve">The functional proof is the shop itself: browse products, add to cart, place an order, get a confirmation — every step crosses 4–8 services and the Redis store, under a zero-trust network matrix.</w:t>
       </w:r>
     </w:p>
@@ -16175,6 +16187,10 @@
         <w:spacing w:after="120"/>
       </w:pPr>
       <w:r>
+        <w:rPr>
+          <w:i w:val="false"/>
+          <w:iCs w:val="false"/>
+        </w:rPr>
         <w:t xml:space="preserve">The storefront people browse. This is the only tier exposed by a Route. Note SHOPPING_ASSISTANT_SERVICE_ADDR below: the v0.10 frontend refuses to start without it, even though the assistant feature is disabled — the value is a placeholder that is never called.</w:t>
       </w:r>
     </w:p>
@@ -18823,6 +18839,10 @@
         <w:spacing w:after="120"/>
       </w:pPr>
       <w:r>
+        <w:rPr>
+          <w:i w:val="false"/>
+          <w:iCs w:val="false"/>
+        </w:rPr>
         <w:t xml:space="preserve">Synthetic shoppers (Locust) browsing, carting and checking out continuously — the store carries live traffic from the moment it is up. The port is informational; the tier accepts no inbound traffic.</w:t>
       </w:r>
     </w:p>
@@ -19943,6 +19963,10 @@
         <w:spacing w:after="120"/>
       </w:pPr>
       <w:r>
+        <w:rPr>
+          <w:i w:val="false"/>
+          <w:iCs w:val="false"/>
+        </w:rPr>
         <w:t xml:space="preserve">Zero-trust: each allowed row becomes an ingress rule on the target AND an egress rule on the caller; DNS egress is a granted precondition; everything else is denied both directions. This matrix is the application's architecture diagram, enforced.</w:t>
       </w:r>
     </w:p>
@@ -23387,6 +23411,10 @@
         <w:spacing w:after="120"/>
       </w:pPr>
       <w:r>
+        <w:rPr>
+          <w:i w:val="false"/>
+          <w:iCs w:val="false"/>
+        </w:rPr>
         <w:t xml:space="preserve">- Any rollout incomplete after 8 minutes (first pull of 12 images can be slow) - The storefront route does not return HTTP 200 - Load generator reports a sustained failure rate above 5 percent</w:t>
       </w:r>
     </w:p>
@@ -23404,6 +23432,10 @@
         <w:spacing w:after="120"/>
       </w:pPr>
       <w:r>
+        <w:rPr>
+          <w:i w:val="false"/>
+          <w:iCs w:val="false"/>
+        </w:rPr>
         <w:t xml:space="preserve">First deploy pulls ~12 images — allow 3–6 minutes. The pyramid goes green: 12 rollouts complete, services wired, the storefront answering HTTP 200 — and "Open application" lands on a working shop already carrying synthetic traffic. Place an order yourself: that one click traverses frontend → checkout → catalog, shipping, payment, email, currency, cart → Redis, every hop crossing a network policy this document declared.</w:t>
       </w:r>
     </w:p>
